--- a/Project Documentation/8. Project Demonstration/Features_Demonstrated.docx
+++ b/Project Documentation/8. Project Demonstration/Features_Demonstrated.docx
@@ -46,7 +46,7 @@
           <w:left w:w="10" w:type="dxa"/>
           <w:right w:w="10" w:type="dxa"/>
         </w:tblCellMar>
-        <w:tblLook w:val="0000" w:firstRow="0" w:lastRow="0" w:firstColumn="0" w:lastColumn="0" w:noHBand="0" w:noVBand="0"/>
+        <w:tblLook w:val="04A0" w:firstRow="1" w:lastRow="0" w:firstColumn="1" w:lastColumn="0" w:noHBand="0" w:noVBand="1"/>
       </w:tblPr>
       <w:tblGrid>
         <w:gridCol w:w="2805"/>
@@ -228,39 +228,7 @@
           <w:sz w:val="22"/>
           <w:szCs w:val="22"/>
         </w:rPr>
-        <w:t xml:space="preserve">This document </w:t>
-      </w:r>
-      <w:proofErr w:type="spellStart"/>
-      <w:r>
-        <w:rPr>
-          <w:sz w:val="22"/>
-          <w:szCs w:val="22"/>
-        </w:rPr>
-        <w:t>catalogs</w:t>
-      </w:r>
-      <w:proofErr w:type="spellEnd"/>
-      <w:r>
-        <w:rPr>
-          <w:sz w:val="22"/>
-          <w:szCs w:val="22"/>
-        </w:rPr>
-        <w:t xml:space="preserve"> every feature shown during the live demonstration, cross-referenced to the specific test evidence from the Project Testing phase that proves each feature </w:t>
-      </w:r>
-      <w:proofErr w:type="gramStart"/>
-      <w:r>
-        <w:rPr>
-          <w:sz w:val="22"/>
-          <w:szCs w:val="22"/>
-        </w:rPr>
-        <w:t>actually works</w:t>
-      </w:r>
-      <w:proofErr w:type="gramEnd"/>
-      <w:r>
-        <w:rPr>
-          <w:sz w:val="22"/>
-          <w:szCs w:val="22"/>
-        </w:rPr>
-        <w:t xml:space="preserve"> as demonstrated — not just as claimed.</w:t>
+        <w:t>This document catalogs every feature shown during the live demonstration, cross-referenced to the specific test evidence from the Project Testing phase that proves each feature actually works as demonstrated — not just as claimed.</w:t>
       </w:r>
     </w:p>
     <w:p>
@@ -292,7 +260,7 @@
           <w:left w:w="10" w:type="dxa"/>
           <w:right w:w="10" w:type="dxa"/>
         </w:tblCellMar>
-        <w:tblLook w:val="0000" w:firstRow="0" w:lastRow="0" w:firstColumn="0" w:lastColumn="0" w:noHBand="0" w:noVBand="0"/>
+        <w:tblLook w:val="04A0" w:firstRow="1" w:lastRow="0" w:firstColumn="1" w:lastColumn="0" w:noHBand="0" w:noVBand="1"/>
       </w:tblPr>
       <w:tblGrid>
         <w:gridCol w:w="2618"/>
@@ -790,47 +758,15 @@
           <w:sz w:val="22"/>
           <w:szCs w:val="22"/>
         </w:rPr>
-        <w:t xml:space="preserve">This is the </w:t>
-      </w:r>
-      <w:proofErr w:type="spellStart"/>
+        <w:t xml:space="preserve">This is the centerpiece of the demonstration. It was verified not once but across multiple test cases (FT-03, FT-04, TC-03, TC-04, TC-09) and two independent business scenarios, plus a 5-repetition </w:t>
+      </w:r>
       <w:r>
         <w:rPr>
           <w:sz w:val="22"/>
           <w:szCs w:val="22"/>
         </w:rPr>
-        <w:t>centerpiece</w:t>
-      </w:r>
-      <w:proofErr w:type="spellEnd"/>
-      <w:r>
-        <w:rPr>
-          <w:sz w:val="22"/>
-          <w:szCs w:val="22"/>
-        </w:rPr>
-        <w:t xml:space="preserve"> of the demonstration. It was verified not once but across multiple test cases (FT-03, FT-04, TC-03, TC-04, TC-09) and two independent business scenarios, plus a 5-repetition </w:t>
-      </w:r>
-      <w:r>
-        <w:rPr>
-          <w:sz w:val="22"/>
-          <w:szCs w:val="22"/>
-        </w:rPr>
         <w:lastRenderedPageBreak/>
-        <w:t xml:space="preserve">consistency check confirming the model returns identical predictions for identical input — deterministic, not randomized, </w:t>
-      </w:r>
-      <w:proofErr w:type="spellStart"/>
-      <w:r>
-        <w:rPr>
-          <w:sz w:val="22"/>
-          <w:szCs w:val="22"/>
-        </w:rPr>
-        <w:t>behavior</w:t>
-      </w:r>
-      <w:proofErr w:type="spellEnd"/>
-      <w:r>
-        <w:rPr>
-          <w:sz w:val="22"/>
-          <w:szCs w:val="22"/>
-        </w:rPr>
-        <w:t xml:space="preserve"> worth calling out explicitly if asked.</w:t>
+        <w:t>consistency check confirming the model returns identical predictions for identical input — deterministic, not randomized, behavior worth calling out explicitly if asked.</w:t>
       </w:r>
     </w:p>
     <w:p>
@@ -882,23 +818,7 @@
           <w:sz w:val="22"/>
           <w:szCs w:val="22"/>
         </w:rPr>
-        <w:t xml:space="preserve">This feature demonstrates operational readiness rather than a user-facing capability — it answers the 'can this scale' question </w:t>
-      </w:r>
-      <w:proofErr w:type="spellStart"/>
-      <w:r>
-        <w:rPr>
-          <w:sz w:val="22"/>
-          <w:szCs w:val="22"/>
-        </w:rPr>
-        <w:t>preemptively</w:t>
-      </w:r>
-      <w:proofErr w:type="spellEnd"/>
-      <w:r>
-        <w:rPr>
-          <w:sz w:val="22"/>
-          <w:szCs w:val="22"/>
-        </w:rPr>
-        <w:t>, with a real number (20 requests, 0.94s total) rather than a general assurance.</w:t>
+        <w:t>This feature demonstrates operational readiness rather than a user-facing capability — it answers the 'can this scale' question preemptively, with a real number (20 requests, 0.94s total) rather than a general assurance.</w:t>
       </w:r>
     </w:p>
     <w:p>
@@ -940,10 +860,10 @@
 <file path=word/numbering.xml><?xml version="1.0" encoding="utf-8"?>
 <w:numbering xmlns:wpc="http://schemas.microsoft.com/office/word/2010/wordprocessingCanvas" xmlns:cx="http://schemas.microsoft.com/office/drawing/2014/chartex" xmlns:cx1="http://schemas.microsoft.com/office/drawing/2015/9/8/chartex" xmlns:cx2="http://schemas.microsoft.com/office/drawing/2015/10/21/chartex" xmlns:cx3="http://schemas.microsoft.com/office/drawing/2016/5/9/chartex" xmlns:cx4="http://schemas.microsoft.com/office/drawing/2016/5/10/chartex" xmlns:cx5="http://schemas.microsoft.com/office/drawing/2016/5/11/chartex" xmlns:cx6="http://schemas.microsoft.com/office/drawing/2016/5/12/chartex" xmlns:cx7="http://schemas.microsoft.com/office/drawing/2016/5/13/chartex" xmlns:cx8="http://schemas.microsoft.com/office/drawing/2016/5/14/chartex" xmlns:mc="http://schemas.openxmlformats.org/markup-compatibility/2006" xmlns:aink="http://schemas.microsoft.com/office/drawing/2016/ink" xmlns:am3d="http://schemas.microsoft.com/office/drawing/2017/model3d" xmlns:o="urn:schemas-microsoft-com:office:office" xmlns:oel="http://schemas.microsoft.com/office/2019/extlst" xmlns:r="http://schemas.openxmlformats.org/officeDocument/2006/relationships" xmlns:m="http://schemas.openxmlformats.org/officeDocument/2006/math" xmlns:v="urn:schemas-microsoft-com:vml" xmlns:wp14="http://schemas.microsoft.com/office/word/2010/wordprocessingDrawing" xmlns:wp="http://schemas.openxmlformats.org/drawingml/2006/wordprocessingDrawing" xmlns:w10="urn:schemas-microsoft-com:office:word" xmlns:w="http://schemas.openxmlformats.org/wordprocessingml/2006/main" xmlns:w14="http://schemas.microsoft.com/office/word/2010/wordml" xmlns:w15="http://schemas.microsoft.com/office/word/2012/wordml" xmlns:w16cex="http://schemas.microsoft.com/office/word/2018/wordml/cex" xmlns:w16cid="http://schemas.microsoft.com/office/word/2016/wordml/cid" xmlns:w16="http://schemas.microsoft.com/office/word/2018/wordml" xmlns:w16du="http://schemas.microsoft.com/office/word/2023/wordml/word16du" xmlns:w16sdtdh="http://schemas.microsoft.com/office/word/2020/wordml/sdtdatahash" xmlns:w16sdtfl="http://schemas.microsoft.com/office/word/2024/wordml/sdtformatlock" xmlns:w16se="http://schemas.microsoft.com/office/word/2015/wordml/symex" xmlns:wpg="http://schemas.microsoft.com/office/word/2010/wordprocessingGroup" xmlns:wpi="http://schemas.microsoft.com/office/word/2010/wordprocessingInk" xmlns:wne="http://schemas.microsoft.com/office/word/2006/wordml" xmlns:wps="http://schemas.microsoft.com/office/word/2010/wordprocessingShape" mc:Ignorable="w14 w15 w16se w16cid w16 w16cex w16sdtdh w16sdtfl w16du wp14">
   <w:abstractNum w:abstractNumId="0" w15:restartNumberingAfterBreak="0">
-    <w:nsid w:val="781A4062"/>
+    <w:nsid w:val="02FC2598"/>
     <w:multiLevelType w:val="hybridMultilevel"/>
-    <w:tmpl w:val="6074A13C"/>
-    <w:lvl w:ilvl="0" w:tplc="2B0243DA">
+    <w:tmpl w:val="FD30CA86"/>
+    <w:lvl w:ilvl="0" w:tplc="010ED492">
       <w:start w:val="1"/>
       <w:numFmt w:val="bullet"/>
       <w:lvlText w:val="●"/>
@@ -952,7 +872,7 @@
         <w:ind w:left="720" w:hanging="360"/>
       </w:pPr>
     </w:lvl>
-    <w:lvl w:ilvl="1" w:tplc="61C64CB0">
+    <w:lvl w:ilvl="1" w:tplc="85FEF0B2">
       <w:start w:val="1"/>
       <w:numFmt w:val="bullet"/>
       <w:lvlText w:val="○"/>
@@ -961,7 +881,7 @@
         <w:ind w:left="1440" w:hanging="360"/>
       </w:pPr>
     </w:lvl>
-    <w:lvl w:ilvl="2" w:tplc="80CA6E88">
+    <w:lvl w:ilvl="2" w:tplc="5C70AFEA">
       <w:start w:val="1"/>
       <w:numFmt w:val="bullet"/>
       <w:lvlText w:val="■"/>
@@ -970,7 +890,7 @@
         <w:ind w:left="2160" w:hanging="360"/>
       </w:pPr>
     </w:lvl>
-    <w:lvl w:ilvl="3" w:tplc="B34017FE">
+    <w:lvl w:ilvl="3" w:tplc="174058C0">
       <w:start w:val="1"/>
       <w:numFmt w:val="bullet"/>
       <w:lvlText w:val="●"/>
@@ -979,7 +899,7 @@
         <w:ind w:left="2880" w:hanging="360"/>
       </w:pPr>
     </w:lvl>
-    <w:lvl w:ilvl="4" w:tplc="F286811A">
+    <w:lvl w:ilvl="4" w:tplc="1AF48106">
       <w:start w:val="1"/>
       <w:numFmt w:val="bullet"/>
       <w:lvlText w:val="○"/>
@@ -988,7 +908,7 @@
         <w:ind w:left="3600" w:hanging="360"/>
       </w:pPr>
     </w:lvl>
-    <w:lvl w:ilvl="5" w:tplc="43EE4E26">
+    <w:lvl w:ilvl="5" w:tplc="3338668C">
       <w:start w:val="1"/>
       <w:numFmt w:val="bullet"/>
       <w:lvlText w:val="■"/>
@@ -997,7 +917,7 @@
         <w:ind w:left="4320" w:hanging="360"/>
       </w:pPr>
     </w:lvl>
-    <w:lvl w:ilvl="6" w:tplc="626A043E">
+    <w:lvl w:ilvl="6" w:tplc="9B2C8568">
       <w:start w:val="1"/>
       <w:numFmt w:val="bullet"/>
       <w:lvlText w:val="●"/>
@@ -1006,7 +926,7 @@
         <w:ind w:left="5040" w:hanging="360"/>
       </w:pPr>
     </w:lvl>
-    <w:lvl w:ilvl="7" w:tplc="172C655A">
+    <w:lvl w:ilvl="7" w:tplc="7A581B68">
       <w:start w:val="1"/>
       <w:numFmt w:val="bullet"/>
       <w:lvlText w:val="●"/>
@@ -1015,7 +935,7 @@
         <w:ind w:left="5760" w:hanging="360"/>
       </w:pPr>
     </w:lvl>
-    <w:lvl w:ilvl="8" w:tplc="A948D378">
+    <w:lvl w:ilvl="8" w:tplc="E18C73A6">
       <w:start w:val="1"/>
       <w:numFmt w:val="bullet"/>
       <w:lvlText w:val="●"/>
@@ -1025,7 +945,7 @@
       </w:pPr>
     </w:lvl>
   </w:abstractNum>
-  <w:num w:numId="1" w16cid:durableId="1477450871">
+  <w:num w:numId="1" w16cid:durableId="1094132260">
     <w:abstractNumId w:val="0"/>
     <w:lvlOverride w:ilvl="0">
       <w:startOverride w:val="1"/>
